--- a/docs/docx/diete_tr_deepl.docx
+++ b/docs/docx/diete_tr_deepl.docx
@@ -7,85 +7,78 @@
         <w:pStyle w:val="Heading1"/>
       </w:pPr>
       <w:r>
-        <w:t>Traduction TR (deepl)</w:t>
+        <w:t>KACINILMASI GEREKEN GIDALAR</w:t>
       </w:r>
     </w:p>
     <w:p>
       <w:r>
-        <w:t>Marsilya, …………… DE M…………………………………..</w:t>
+        <w:t>KAÇINILMASI GEREKEN GIDALAR</w:t>
+      </w:r>
+    </w:p>
+    <w:p>
+      <w:r>
+        <w:t>Şeker, bal, reçel, jöle, kestane kreması, Nutella.</w:t>
       </w:r>
     </w:p>
     <w:p/>
     <w:p>
       <w:r>
-        <w:t>Tarafından: Diyetisyen Diyet Servisi - Kuzey Hastanesi - Chemin des Bourrely - 13015 MARSEILLE KAÇINILMASI GEREKEN GIDALAR Şeker, bal, reçel, jöle, kestane kreması, Nutella. Şekerlemeler, karameller, nuga, şekerlemeler.</w:t>
+        <w:t>Şekerlemeler, karamel, nuga, tatlılar.</w:t>
       </w:r>
     </w:p>
     <w:p>
       <w:r>
-        <w:t xml:space="preserve"> Çikolata, meyve ezmesi. Pastalar, bisküviler, hamur işleri (croissant, çikolatalı ekmek, brioche vb.). Kuru meyveler, şekerlenmiş meyveler. Yoğurt, beyaz peynir ve meyveli petit suisse, flan, tatlılar. Dondurma, sorbe. Şekerli yoğunlaştırılmış süt.</w:t>
+        <w:t>-   Çikolata, meyve jöleleri.</w:t>
       </w:r>
     </w:p>
     <w:p>
       <w:r>
-        <w:t>Meyve suları, şuruplar, gazlı içecekler, Coca-Cola, piyasada bulunan tüm şekerli içecekler. Tüm alkollü içecekler. Soya ve soya bazlı ürünler (tofu) Asitli veya baharatlı yiyecekler. ÖNERİLEN GIDALAR HAYVANSAL PROTEİNLER: günde en az 1 porsiyon</w:t>
-        <w:tab/>
-        <w:tab/>
-        <w:tab/>
-      </w:r>
-    </w:p>
-    <w:p/>
-    <w:p>
-      <w:r>
-        <w:t xml:space="preserve">         Etler: sığır eti, dana eti, kuzu eti, domuz eti, tavuk, tavşan, piliç, hindi, hindi yavrusu. Toksoplazmoza karşı bağışıklığınız yoksa, etleri iyice pişirerek tüketin, rillettes, pâtés, foie gras, jöleli etlerden kaçının.</w:t>
+        <w:t>Pastalar, kurabiyeler, hamur işleri (kruvasan, çikolatalı ekmek, brioche …).</w:t>
       </w:r>
     </w:p>
     <w:p>
       <w:r>
-        <w:tab/>
-        <w:t xml:space="preserve">    Balıklar: kılıç balığı, karides, çiğ kabuklu deniz ürünleri, çiğ balıklar (suşi, tarama, surimi) ve tütsülenmiş balıklar (ringa balığı, somon, alabalık) hariç tüm balıklar. Yağlı balıkları tercih edin: ton balığı, somon, uskumru, sardalya.</w:t>
+        <w:t>Kuru meyveler, şekerlenmiş meyveler.</w:t>
       </w:r>
     </w:p>
     <w:p>
       <w:r>
-        <w:t xml:space="preserve">         Yumurtalar SÜT ÜRÜNLERİ: Günde en az 4 adet ve hazırlık aşamasında Peynirler hariç: çiğ süt peynirleri, endüstriyel rendelenmiş peynirler, peynir kabukları. Süt: yarım yağlı. Süt ürünleri: sade, şekersiz.</w:t>
-      </w:r>
-    </w:p>
-    <w:p/>
-    <w:p>
-      <w:r>
-        <w:t xml:space="preserve">SEBZE VE MEYVELER: Her öğünde. Yeşil sebzeler: taze, dondurulmuş, doğal: istediğiniz kadar. Meyveler: Hepsi izinlidir, her öğünde 1 meyve tatlı olarak, 1 porsiyon meyve 4 şeker parçasına eşittir = ½ kavun, 1 büyük dilim karpuz (250 g) </w:t>
+        <w:t>Yoğurt, süzme peynir ve meyveli küçük peynirler, flan, tatlılar.</w:t>
       </w:r>
     </w:p>
     <w:p>
       <w:r>
-        <w:t>= 1 küçük kutu (250 g) çilek, ahududu, kuş üzümü, böğürtlen, yaban mersini, siyah frenk üzümü, ... = 2 mandalina, 4 "Korsikalı" clementine, 2 kivi, 1 küçük greyfurt = 1 armut, 1 elma, 1 portakal, 1 şeftali veya Brugnon</w:t>
+        <w:t>Dondurma, sorbe.</w:t>
       </w:r>
     </w:p>
     <w:p>
       <w:r>
-        <w:t>= 3 ila 4 kayısı, erik, reines Claude vb., 8 mirabelle, 10 taze liçi = ¼ ananas veya 4 dilim, ½ mango veya 1 küçük</w:t>
+        <w:t>Şekerli yoğunlaştırılmış süt.</w:t>
       </w:r>
     </w:p>
     <w:p>
       <w:r>
-        <w:t>= 12 ila 15 üzüm veya kiraz, 1 küçük veya ½ muz = 2 ila 3 hurma, 3 ila 4 kuru erik, 2 ila 3 taze incir = 1 kase komposto NİŞASTALI GIDALAR: Her öğünde Ekmek: veya bisküvi, sandviç ekmeği ...</w:t>
+        <w:t>Meyve suları, şuruplar, gazlı içecekler, Coca-Cola, piyasada bulunan tüm şekerli içecekler.</w:t>
       </w:r>
     </w:p>
     <w:p>
       <w:r>
-        <w:t>Tahıllar: makarna, pirinç, irmik, polenta, pilpil, kuskus... Patates: püre, buharda pişirilmiş, kızartılmış, patates kızartması... Kuru sebzeler: bezelye, flageolet fasulyesi, mercimek, nohut, mısır, bakla, beyaz veya kırmızı fasulye, kırık bezelye ve manyok, yeşil muz, yer elması...</w:t>
-      </w:r>
-    </w:p>
-    <w:p/>
-    <w:p>
-      <w:r>
-        <w:t>Tipik bir gün KAHVALTI: İçecek: çay, kahve, kakao Süt ürünü: süt, süt ürünü, peynir Yavaş şeker: tam tahıllı veya şekersiz tahıl ekmeği + tereyağı ÖĞLE VE AKŞAM YEMEĞİ: istediğiniz kadar yeşil sebze bir porsiyon et, balık veya yumurta (veya jambon) bir porsiyon yavaş şeker: küçük bir tabak nişastalı gıda + küçük bir parça ekmek veya daha büyük bir tabak nişastalı gıda ama ekmek olmadan veya büyük bir parça ekmek nişastalı gıda olmadan bir süt ürünü bir meyve</w:t>
+        <w:t>Tüm alkollü içecekler.</w:t>
       </w:r>
     </w:p>
     <w:p>
       <w:r>
-        <w:t>ATISTIRMALIK: Eğer gerçekten açsanız, sadece şeker içermeyen yiyecekler tüketin  süt ürünleri  çiğ sebzeler haşlanmış yumurta, jambon……</w:t>
+        <w:t>Soya ve soya bazlı ürünler (tofu)</w:t>
+      </w:r>
+    </w:p>
+    <w:p>
+      <w:r>
+        <w:t>Asitli veya baharatlı gıdalar.</w:t>
+      </w:r>
+    </w:p>
+    <w:p>
+      <w:r>
+        <w:t>AL</w:t>
       </w:r>
     </w:p>
     <w:p>
@@ -134,29 +127,185 @@
         <w:t>Ses oynatici baglantisi: https://daryazdr.github.io/Gestion-de-projet-M1-IDL-UGA/player/diete_tr_deepl.html</w:t>
       </w:r>
     </w:p>
-    <w:p>
-      <w:r>
-        <w:br w:type="page"/>
-      </w:r>
-    </w:p>
+    <w:p/>
     <w:p>
       <w:pPr>
         <w:pStyle w:val="Heading1"/>
       </w:pPr>
       <w:r>
-        <w:t>Images du document source</w:t>
+        <w:t>ONERILEN GIDALAR</w:t>
       </w:r>
     </w:p>
     <w:p>
       <w:r>
-        <w:t>diete_docx_1.jpeg</w:t>
+        <w:t>ÖNERİLEN GIDALAR</w:t>
+      </w:r>
+    </w:p>
+    <w:p>
+      <w:r>
+        <w:t>HAYVANSAL PROTEİNLER: günde en az 1 porsiyon</w:t>
+      </w:r>
+    </w:p>
+    <w:p/>
+    <w:p>
+      <w:r>
+        <w:t>Etler: sığır eti, dana eti, kuzu eti, domuz eti, tavuk, tavşan, gaga tavuğu, hindi, genç hindi.</w:t>
+      </w:r>
+    </w:p>
+    <w:p>
+      <w:r>
+        <w:t>Toksoplazmoza karşı bağışıklığınız yoksa, etleri iyice pişirerek tüketin, rillettes, pâtés, foie gras ve jöleli etlerden kaçının.</w:t>
+      </w:r>
+    </w:p>
+    <w:p>
+      <w:r>
+        <w:t>Balıklar:  kılıç balığı, karides, çiğ kabuklu deniz ürünleri, çiğ balıklar (suşi, tarama, surimi) ve tütsülenmiş balıklar (ringa balığı, somon, alabalık) hariç tüm balıklar. Yağlı balıkları tercih edin: ton balığı, somon, uskumru, sardalya.</w:t>
+      </w:r>
+    </w:p>
+    <w:p>
+      <w:r>
+        <w:t>Yumurta</w:t>
+      </w:r>
+    </w:p>
+    <w:p/>
+    <w:p>
+      <w:r>
+        <w:t>SÜT ÜRÜNLERİ: Günde en az 4 porsiyon  ve yemeklerde</w:t>
+      </w:r>
+    </w:p>
+    <w:p/>
+    <w:p>
+      <w:r>
+        <w:t>Peynirler: çiğ süt peynirleri, endüstriyel rendelenmiş peynirler ve peynir kabukları hariç.</w:t>
+      </w:r>
+    </w:p>
+    <w:p>
+      <w:r>
+        <w:t>Süt: yarım yağlı.</w:t>
+      </w:r>
+    </w:p>
+    <w:p>
+      <w:r>
+        <w:t>Süt ürünleri: sade, şekersiz.</w:t>
+      </w:r>
+    </w:p>
+    <w:p/>
+    <w:p>
+      <w:r>
+        <w:t>SEBZE VE MEYVELER:  Her öğünde</w:t>
+      </w:r>
+    </w:p>
+    <w:p>
+      <w:r>
+        <w:t>.</w:t>
+      </w:r>
+    </w:p>
+    <w:p>
+      <w:r>
+        <w:t>Yeşil sebzeler: taze, doğal dondurulmuş: istediğiniz kadar.</w:t>
+      </w:r>
+    </w:p>
+    <w:p>
+      <w:r>
+        <w:t>Meyveler:  Hepsi serbest, her öğünde tatlı olarak 1 meyve,</w:t>
+      </w:r>
+    </w:p>
+    <w:p>
+      <w:r>
+        <w:t>Bir porsiyon meyve  4 küp şekere eşittir</w:t>
+      </w:r>
+    </w:p>
+    <w:p>
+      <w:r>
+        <w:t>= ½ kavun,    1 büyük dilim karpuz (250 g)</w:t>
+      </w:r>
+    </w:p>
+    <w:p>
+      <w:r>
+        <w:t>= 1 küçük tepsi (250 g) çilek, ahududu, kuş üzümü, böğürtlen,  yaban mersini, siyah frenk üzümü, …</w:t>
+      </w:r>
+    </w:p>
+    <w:p>
+      <w:r>
+        <w:t>= 2 mandalina, 4 "Korsika" clementini, 2 kivi, 1 küçük greyfurt</w:t>
+      </w:r>
+    </w:p>
+    <w:p>
+      <w:r>
+        <w:t>= 1 armut, 1 elma, 1 portakal, 1 şeftali veya nektarin</w:t>
+      </w:r>
+    </w:p>
+    <w:p>
+      <w:r>
+        <w:t>= 3 ila 4 kayısı, erik, reine claude …, 8 mirabel, 10 taze liçi</w:t>
+      </w:r>
+    </w:p>
+    <w:p>
+      <w:r>
+        <w:t>= ¼ ananas veya 4 dilim, ½ mango veya 1 küçük</w:t>
+      </w:r>
+    </w:p>
+    <w:p>
+      <w:r>
+        <w:t>= 12 ila 15 üzüm tanesi veya kiraz, 1 küçük veya ½ muz</w:t>
+      </w:r>
+    </w:p>
+    <w:p>
+      <w:r>
+        <w:t>= 2 ila 3 hurma, 3 ila 4 kuru erik, 2 ila 3 taze incir</w:t>
+      </w:r>
+    </w:p>
+    <w:p>
+      <w:r>
+        <w:t>= 1 kase komposto</w:t>
+      </w:r>
+    </w:p>
+    <w:p>
+      <w:r>
+        <w:t>NİŞASTALI GIDALAR: Her öğünde</w:t>
+      </w:r>
+    </w:p>
+    <w:p>
+      <w:r>
+        <w:t>Ekmek: veya  kuru ekmek, dilimlenmiş ekmek ….</w:t>
+      </w:r>
+    </w:p>
+    <w:p>
+      <w:r>
+        <w:t>Tahıllar: makarna, pirinç, irmik, polenta, pilpil, kuskus…</w:t>
+      </w:r>
+    </w:p>
+    <w:p>
+      <w:r>
+        <w:t>Patates: püre, haşlanmış, kızartılmış, patates kızartması…</w:t>
+      </w:r>
+    </w:p>
+    <w:p>
+      <w:r>
+        <w:t>Kuru sebzeler: bezelye, flageolet fasulyesi, mercimek, nohut, mısır, bakla, beyaz veya kırmızı fasulye, kırık bezelye ve manyok, yeşil muz, yam…</w:t>
+      </w:r>
+    </w:p>
+    <w:p/>
+    <w:p>
+      <w:r>
+        <w:t>tipik bir gün</w:t>
+      </w:r>
+    </w:p>
+    <w:p>
+      <w:r>
+        <w:t>KAHVALTI</w:t>
+      </w:r>
+    </w:p>
+    <w:p>
+      <w:r>
+        <w:t>Ses oynatici QR kodu:</w:t>
       </w:r>
     </w:p>
     <w:p>
       <w:r>
         <w:drawing>
           <wp:inline xmlns:a="http://schemas.openxmlformats.org/drawingml/2006/main" xmlns:pic="http://schemas.openxmlformats.org/drawingml/2006/picture">
-            <wp:extent cx="5029200" cy="5946205"/>
+            <wp:extent cx="1371600" cy="1371600"/>
             <wp:docPr id="2" name="Picture 2"/>
             <wp:cNvGraphicFramePr>
               <a:graphicFrameLocks noChangeAspect="1"/>
@@ -165,11 +314,11 @@
               <a:graphicData uri="http://schemas.openxmlformats.org/drawingml/2006/picture">
                 <pic:pic>
                   <pic:nvPicPr>
-                    <pic:cNvPr id="0" name="diete_docx_1.jpeg"/>
+                    <pic:cNvPr id="0" name="diete_tr_deepl.png"/>
                     <pic:cNvPicPr/>
                   </pic:nvPicPr>
                   <pic:blipFill>
-                    <a:blip r:embed="rId10"/>
+                    <a:blip r:embed="rId9"/>
                     <a:stretch>
                       <a:fillRect/>
                     </a:stretch>
@@ -177,7 +326,7 @@
                   <pic:spPr>
                     <a:xfrm>
                       <a:off x="0" y="0"/>
-                      <a:ext cx="5029200" cy="5946205"/>
+                      <a:ext cx="1371600" cy="1371600"/>
                     </a:xfrm>
                     <a:prstGeom prst="rect"/>
                   </pic:spPr>
@@ -186,6 +335,156 @@
             </a:graphic>
           </wp:inline>
         </w:drawing>
+      </w:r>
+    </w:p>
+    <w:p>
+      <w:r>
+        <w:t>Ses oynatici baglantisi: https://daryazdr.github.io/Gestion-de-projet-M1-IDL-UGA/player/diete_tr_deepl.html</w:t>
+      </w:r>
+    </w:p>
+    <w:p/>
+    <w:p>
+      <w:pPr>
+        <w:pStyle w:val="Heading1"/>
+      </w:pPr>
+      <w:r>
+        <w:t>ORNEK GUN</w:t>
+      </w:r>
+    </w:p>
+    <w:p>
+      <w:r>
+        <w:t>KAHVALTI:</w:t>
+      </w:r>
+    </w:p>
+    <w:p>
+      <w:r>
+        <w:t>İçecek: çay, kahve, kakao</w:t>
+      </w:r>
+    </w:p>
+    <w:p>
+      <w:r>
+        <w:t>Bir süt ürünü: süt, süt ürünü, peynir</w:t>
+      </w:r>
+    </w:p>
+    <w:p>
+      <w:r>
+        <w:t>Yavaş karbonhidrat: tam tahıllı ekmek veya şekersiz tahıl gevreği + tereyağı</w:t>
+      </w:r>
+    </w:p>
+    <w:p>
+      <w:r>
+        <w:t>ÖĞLE VE AKŞAM YEMEĞİ:</w:t>
+      </w:r>
+    </w:p>
+    <w:p>
+      <w:r>
+        <w:t>Yeşil sebzeler sınırsız</w:t>
+      </w:r>
+    </w:p>
+    <w:p>
+      <w:r>
+        <w:t>Bir porsiyon et, balık veya yumurta (veya jambon)</w:t>
+      </w:r>
+    </w:p>
+    <w:p>
+      <w:r>
+        <w:t>bir porsiyon yavaş karbonhidrat:</w:t>
+      </w:r>
+    </w:p>
+    <w:p>
+      <w:r>
+        <w:t>küçük bir tabak nişastalı gıda + küçük bir parça ekmek</w:t>
+      </w:r>
+    </w:p>
+    <w:p>
+      <w:r>
+        <w:t>veya   daha büyük bir tabak nişastalı gıda ama ekmeksiz</w:t>
+      </w:r>
+    </w:p>
+    <w:p>
+      <w:r>
+        <w:t>veya   nişastalı gıda içermeyen büyük bir parça ekmek</w:t>
+      </w:r>
+    </w:p>
+    <w:p>
+      <w:r>
+        <w:t>bir süt ürünü</w:t>
+      </w:r>
+    </w:p>
+    <w:p>
+      <w:r>
+        <w:t>bir meyve</w:t>
+      </w:r>
+    </w:p>
+    <w:p>
+      <w:r>
+        <w:t>OLASI ATIŞTIRMALIK:</w:t>
+      </w:r>
+    </w:p>
+    <w:p>
+      <w:r>
+        <w:t>Gerçekten açsanız,  sadece şeker içermeyen yiyecekler tüketin</w:t>
+      </w:r>
+    </w:p>
+    <w:p>
+      <w:r>
+        <w:t>süt ürünleri</w:t>
+      </w:r>
+    </w:p>
+    <w:p>
+      <w:r>
+        <w:t>çiğ sebzeler</w:t>
+      </w:r>
+    </w:p>
+    <w:p>
+      <w:r>
+        <w:t>haşlanmış yumurta, jambon……</w:t>
+      </w:r>
+    </w:p>
+    <w:p>
+      <w:r>
+        <w:t>Ses oynatici QR kodu:</w:t>
+      </w:r>
+    </w:p>
+    <w:p>
+      <w:r>
+        <w:drawing>
+          <wp:inline xmlns:a="http://schemas.openxmlformats.org/drawingml/2006/main" xmlns:pic="http://schemas.openxmlformats.org/drawingml/2006/picture">
+            <wp:extent cx="1371600" cy="1371600"/>
+            <wp:docPr id="3" name="Picture 3"/>
+            <wp:cNvGraphicFramePr>
+              <a:graphicFrameLocks noChangeAspect="1"/>
+            </wp:cNvGraphicFramePr>
+            <a:graphic>
+              <a:graphicData uri="http://schemas.openxmlformats.org/drawingml/2006/picture">
+                <pic:pic>
+                  <pic:nvPicPr>
+                    <pic:cNvPr id="0" name="diete_tr_deepl.png"/>
+                    <pic:cNvPicPr/>
+                  </pic:nvPicPr>
+                  <pic:blipFill>
+                    <a:blip r:embed="rId9"/>
+                    <a:stretch>
+                      <a:fillRect/>
+                    </a:stretch>
+                  </pic:blipFill>
+                  <pic:spPr>
+                    <a:xfrm>
+                      <a:off x="0" y="0"/>
+                      <a:ext cx="1371600" cy="1371600"/>
+                    </a:xfrm>
+                    <a:prstGeom prst="rect"/>
+                  </pic:spPr>
+                </pic:pic>
+              </a:graphicData>
+            </a:graphic>
+          </wp:inline>
+        </w:drawing>
+      </w:r>
+    </w:p>
+    <w:p>
+      <w:r>
+        <w:t>Ses oynatici baglantisi: https://daryazdr.github.io/Gestion-de-projet-M1-IDL-UGA/player/diete_tr_deepl.html</w:t>
       </w:r>
     </w:p>
     <w:sectPr>

--- a/docs/docx/diete_tr_deepl.docx
+++ b/docs/docx/diete_tr_deepl.docx
@@ -12,73 +12,77 @@
     </w:p>
     <w:p>
       <w:r>
-        <w:t>KAÇINILMASI GEREKEN GIDALAR</w:t>
+        <w:t>Yasaklı gıdalar (Yememeniz gerekenler)</w:t>
       </w:r>
     </w:p>
     <w:p>
       <w:r>
-        <w:t>Şeker, bal, reçel, jöle, kestane kreması, Nutella.</w:t>
-      </w:r>
-    </w:p>
-    <w:p/>
-    <w:p>
-      <w:r>
-        <w:t>Şekerlemeler, karamel, nuga, tatlılar.</w:t>
+        <w:t>Sağlığınız için şeker tüketmemelisiniz.</w:t>
       </w:r>
     </w:p>
     <w:p>
       <w:r>
-        <w:t>-   Çikolata, meyve jöleleri.</w:t>
+        <w:t>Aşağıdaki şekerli ürünleri tüketmeyin:</w:t>
       </w:r>
     </w:p>
     <w:p>
       <w:r>
-        <w:t>Pastalar, kurabiyeler, hamur işleri (kruvasan, çikolatalı ekmek, brioche …).</w:t>
+        <w:t>• Şeker ve şeker içeren gıdalar (bal, reçel vb.).</w:t>
       </w:r>
     </w:p>
     <w:p>
       <w:r>
-        <w:t>Kuru meyveler, şekerlenmiş meyveler.</w:t>
+        <w:t>• Nutella ve kestane kreması.</w:t>
       </w:r>
     </w:p>
     <w:p>
       <w:r>
-        <w:t>Yoğurt, süzme peynir ve meyveli küçük peynirler, flan, tatlılar.</w:t>
+        <w:t>• Şekerlemeler, çikolatalar ve pastalar.</w:t>
       </w:r>
     </w:p>
     <w:p>
       <w:r>
-        <w:t>Dondurma, sorbe.</w:t>
+        <w:t>• Bisküviler ve hamur işleri (açma, poğaça vb.).</w:t>
       </w:r>
     </w:p>
     <w:p>
       <w:r>
-        <w:t>Şekerli yoğunlaştırılmış süt.</w:t>
+        <w:t>• Kuru meyveler ve meyve şekerlemeleri.</w:t>
       </w:r>
     </w:p>
     <w:p>
       <w:r>
-        <w:t>Meyve suları, şuruplar, gazlı içecekler, Coca-Cola, piyasada bulunan tüm şekerli içecekler.</w:t>
+        <w:t>Aşağıdaki içecekleri tüketmeyin:</w:t>
       </w:r>
     </w:p>
     <w:p>
       <w:r>
-        <w:t>Tüm alkollü içecekler.</w:t>
+        <w:t>• Meyve şurupları ve tatlı konsantre içecekler.</w:t>
       </w:r>
     </w:p>
     <w:p>
       <w:r>
-        <w:t>Soya ve soya bazlı ürünler (tofu)</w:t>
+        <w:t>• Asitli ve şekerli içecekler (Coca-Cola gibi).</w:t>
       </w:r>
     </w:p>
     <w:p>
       <w:r>
-        <w:t>Asitli veya baharatlı gıdalar.</w:t>
+        <w:t>• Alkollü içecekler.</w:t>
       </w:r>
     </w:p>
     <w:p>
       <w:r>
-        <w:t>AL</w:t>
+        <w:t>Ayrıca şunlardan da kaçının:</w:t>
+      </w:r>
+    </w:p>
+    <w:p>
+      <w:r>
+        <w:t>• Soya.</w:t>
+      </w:r>
+    </w:p>
+    <w:p>
+      <w:r>
+        <w:t>• Aşırı baharatlı veya asitli gıdalar (biber, limon).</w:t>
       </w:r>
     </w:p>
     <w:p>
@@ -138,162 +142,192 @@
     </w:p>
     <w:p>
       <w:r>
-        <w:t>ÖNERİLEN GIDALAR</w:t>
+        <w:t>Önerilen besinler</w:t>
       </w:r>
     </w:p>
     <w:p>
       <w:r>
-        <w:t>HAYVANSAL PROTEİNLER: günde en az 1 porsiyon</w:t>
+        <w:t>Et, balık ve yumurta</w:t>
+      </w:r>
+    </w:p>
+    <w:p>
+      <w:r>
+        <w:t>Günde en az 1 kez protein tüketin.</w:t>
+      </w:r>
+    </w:p>
+    <w:p>
+      <w:r>
+        <w:t>Et:</w:t>
+      </w:r>
+    </w:p>
+    <w:p>
+      <w:r>
+        <w:t>• Tüketilebilecek etler: sığır eti, dana eti, domuz eti, tavuk, tavşan, hindi.</w:t>
+      </w:r>
+    </w:p>
+    <w:p>
+      <w:r>
+        <w:t>• Dikkat: Toksoplazma bağışıklığınız yoksa, eti iyice pişirin.</w:t>
+      </w:r>
+    </w:p>
+    <w:p>
+      <w:r>
+        <w:t>• Yememeniz gerekenler: kaz ciğeri veya jöleli et (şarküteri ürünleri / füme etler).</w:t>
+      </w:r>
+    </w:p>
+    <w:p>
+      <w:r>
+        <w:t>Balık:</w:t>
+      </w:r>
+    </w:p>
+    <w:p>
+      <w:r>
+        <w:t>• Hemen hemen tüm balıkları yiyebilirsiniz.</w:t>
+      </w:r>
+    </w:p>
+    <w:p>
+      <w:r>
+        <w:t>• “Yağlı” balıklar sağlık için çok iyidir (ton balığı, somon, sardalya, uskumru).</w:t>
+      </w:r>
+    </w:p>
+    <w:p>
+      <w:r>
+        <w:t>• Şunları yemeyin: kılıç balığı, karides, çiğ balık (suşi), surimi veya tütsülenmiş balık.</w:t>
+      </w:r>
+    </w:p>
+    <w:p>
+      <w:r>
+        <w:t>Yumurta:</w:t>
+      </w:r>
+    </w:p>
+    <w:p>
+      <w:r>
+        <w:t>• Yumurta yiyebilirsiniz.</w:t>
       </w:r>
     </w:p>
     <w:p/>
     <w:p>
       <w:r>
-        <w:t>Etler: sığır eti, dana eti, kuzu eti, domuz eti, tavuk, tavşan, gaga tavuğu, hindi, genç hindi.</w:t>
+        <w:t>Süt ve süt ürünleri</w:t>
       </w:r>
     </w:p>
     <w:p>
       <w:r>
-        <w:t>Toksoplazmoza karşı bağışıklığınız yoksa, etleri iyice pişirerek tüketin, rillettes, pâtés, foie gras ve jöleli etlerden kaçının.</w:t>
+        <w:t>Günde 4 porsiyon süt ürünü tüketin.</w:t>
       </w:r>
     </w:p>
     <w:p>
       <w:r>
-        <w:t>Balıklar:  kılıç balığı, karides, çiğ kabuklu deniz ürünleri, çiğ balıklar (suşi, tarama, surimi) ve tütsülenmiş balıklar (ringa balığı, somon, alabalık) hariç tüm balıklar. Yağlı balıkları tercih edin: ton balığı, somon, uskumru, sardalya.</w:t>
+        <w:t>• Yiyebileceğiniz şeyler: yarım yağlı süt, sade yoğurt veya beyaz peynir / az yağlı peynir.</w:t>
       </w:r>
     </w:p>
     <w:p>
       <w:r>
-        <w:t>Yumurta</w:t>
+        <w:t>• Peynir: Peynir yiyebilirsiniz.</w:t>
+      </w:r>
+    </w:p>
+    <w:p>
+      <w:r>
+        <w:t>• Yememeniz gerekenler: Çiğ sütten yapılmış peynirler, hazır paketlenmiş rendelenmiş peynir veya peynirin kabuğu.</w:t>
       </w:r>
     </w:p>
     <w:p/>
     <w:p>
       <w:r>
-        <w:t>SÜT ÜRÜNLERİ: Günde en az 4 porsiyon  ve yemeklerde</w:t>
+        <w:t>Sebzeler ve meyveler</w:t>
+      </w:r>
+    </w:p>
+    <w:p>
+      <w:r>
+        <w:t>Her öğünde sebze ve meyve tüketmelisiniz.</w:t>
       </w:r>
     </w:p>
     <w:p/>
     <w:p>
       <w:r>
-        <w:t>Peynirler: çiğ süt peynirleri, endüstriyel rendelenmiş peynirler ve peynir kabukları hariç.</w:t>
+        <w:t>Sebzeler:</w:t>
       </w:r>
     </w:p>
     <w:p>
       <w:r>
-        <w:t>Süt: yarım yağlı.</w:t>
-      </w:r>
-    </w:p>
-    <w:p>
-      <w:r>
-        <w:t>Süt ürünleri: sade, şekersiz.</w:t>
+        <w:t>• Yeşil sebzeleri istediğiniz kadar tüketebilirsiniz (taze veya dondurulmuş).</w:t>
       </w:r>
     </w:p>
     <w:p/>
     <w:p>
       <w:r>
-        <w:t>SEBZE VE MEYVELER:  Her öğünde</w:t>
+        <w:t>Meyveler:</w:t>
       </w:r>
     </w:p>
     <w:p>
       <w:r>
-        <w:t>.</w:t>
+        <w:t>• Her öğünde tatlı olarak 1 meyve yiyin.</w:t>
       </w:r>
     </w:p>
     <w:p>
       <w:r>
-        <w:t>Yeşil sebzeler: taze, doğal dondurulmuş: istediğiniz kadar.</w:t>
+        <w:t>• "1 porsiyon meyve" şu anlama gelir:</w:t>
       </w:r>
     </w:p>
     <w:p>
       <w:r>
-        <w:t>Meyveler:  Hepsi serbest, her öğünde tatlı olarak 1 meyve,</w:t>
+        <w:t>o 1 elma, 1 armut, 1 portakal veya 1 şeftali.</w:t>
       </w:r>
     </w:p>
     <w:p>
       <w:r>
-        <w:t>Bir porsiyon meyve  4 küp şekere eşittir</w:t>
+        <w:t>o 2 kivi veya 2 mandalina.</w:t>
       </w:r>
     </w:p>
     <w:p>
       <w:r>
-        <w:t>= ½ kavun,    1 büyük dilim karpuz (250 g)</w:t>
+        <w:t>o 1 küçük kase çilek veya ahududu.</w:t>
       </w:r>
     </w:p>
     <w:p>
       <w:r>
-        <w:t>= 1 küçük tepsi (250 g) çilek, ahududu, kuş üzümü, böğürtlen,  yaban mersini, siyah frenk üzümü, …</w:t>
+        <w:t>o 12 üzüm veya 12 kiraz.</w:t>
       </w:r>
     </w:p>
     <w:p>
       <w:r>
-        <w:t>= 2 mandalina, 4 "Korsika" clementini, 2 kivi, 1 küçük greyfurt</w:t>
+        <w:t>o Yarım muz.</w:t>
       </w:r>
     </w:p>
     <w:p>
       <w:r>
-        <w:t>= 1 armut, 1 elma, 1 portakal, 1 şeftali veya nektarin</w:t>
-      </w:r>
-    </w:p>
-    <w:p>
-      <w:r>
-        <w:t>= 3 ila 4 kayısı, erik, reine claude …, 8 mirabel, 10 taze liçi</w:t>
-      </w:r>
-    </w:p>
-    <w:p>
-      <w:r>
-        <w:t>= ¼ ananas veya 4 dilim, ½ mango veya 1 küçük</w:t>
-      </w:r>
-    </w:p>
-    <w:p>
-      <w:r>
-        <w:t>= 12 ila 15 üzüm tanesi veya kiraz, 1 küçük veya ½ muz</w:t>
-      </w:r>
-    </w:p>
-    <w:p>
-      <w:r>
-        <w:t>= 2 ila 3 hurma, 3 ila 4 kuru erik, 2 ila 3 taze incir</w:t>
-      </w:r>
-    </w:p>
-    <w:p>
-      <w:r>
-        <w:t>= 1 kase komposto</w:t>
-      </w:r>
-    </w:p>
-    <w:p>
-      <w:r>
-        <w:t>NİŞASTALI GIDALAR: Her öğünde</w:t>
-      </w:r>
-    </w:p>
-    <w:p>
-      <w:r>
-        <w:t>Ekmek: veya  kuru ekmek, dilimlenmiş ekmek ….</w:t>
-      </w:r>
-    </w:p>
-    <w:p>
-      <w:r>
-        <w:t>Tahıllar: makarna, pirinç, irmik, polenta, pilpil, kuskus…</w:t>
-      </w:r>
-    </w:p>
-    <w:p>
-      <w:r>
-        <w:t>Patates: püre, haşlanmış, kızartılmış, patates kızartması…</w:t>
-      </w:r>
-    </w:p>
-    <w:p>
-      <w:r>
-        <w:t>Kuru sebzeler: bezelye, flageolet fasulyesi, mercimek, nohut, mısır, bakla, beyaz veya kırmızı fasulye, kırık bezelye ve manyok, yeşil muz, yam…</w:t>
+        <w:t>o Küçük bir kase şekersiz komposto.</w:t>
       </w:r>
     </w:p>
     <w:p/>
     <w:p>
       <w:r>
-        <w:t>tipik bir gün</w:t>
+        <w:t>Tahıllar ve Karbonhidratlar</w:t>
       </w:r>
     </w:p>
     <w:p>
       <w:r>
-        <w:t>KAHVALTI</w:t>
+        <w:t>Tahıllar ve Karbonhidratlar size enerji verir. Her öğünde tüketin.</w:t>
+      </w:r>
+    </w:p>
+    <w:p>
+      <w:r>
+        <w:t>• Ekmek: tam tahıllı ekmek, tost ekmeği (çavdar veya tam buğday ekmeği) veya galeta.</w:t>
+      </w:r>
+    </w:p>
+    <w:p>
+      <w:r>
+        <w:t>• Tahıllar: makarna, pirinç, irmik, polenta, kuskus, bulgur.</w:t>
+      </w:r>
+    </w:p>
+    <w:p>
+      <w:r>
+        <w:t>• Patates: buharda pişirilmiş, püre veya fırında pişirilmiş.</w:t>
+      </w:r>
+    </w:p>
+    <w:p>
+      <w:r>
+        <w:t>• Kuru baklagiller: mercimek, nohut, beyaz veya kırmızı fasulye, bezelye, mısır.</w:t>
       </w:r>
     </w:p>
     <w:p>
@@ -353,92 +387,93 @@
     </w:p>
     <w:p>
       <w:r>
-        <w:t>KAHVALTI:</w:t>
+        <w:t>Örnek günlük menü</w:t>
       </w:r>
     </w:p>
     <w:p>
       <w:r>
-        <w:t>İçecek: çay, kahve, kakao</w:t>
+        <w:t>Sabah (Kahvaltı):</w:t>
       </w:r>
     </w:p>
     <w:p>
       <w:r>
-        <w:t>Bir süt ürünü: süt, süt ürünü, peynir</w:t>
+        <w:t>• 1 içecek: çay, kahve veya kakao (şekersiz).</w:t>
       </w:r>
     </w:p>
     <w:p>
       <w:r>
-        <w:t>Yavaş karbonhidrat: tam tahıllı ekmek veya şekersiz tahıl gevreği + tereyağı</w:t>
+        <w:t>• 1 süt ürünü (süt veya sade yoğurt).</w:t>
       </w:r>
     </w:p>
     <w:p>
       <w:r>
-        <w:t>ÖĞLE VE AKŞAM YEMEĞİ:</w:t>
+        <w:t>• Tam tahıllı ekmek veya şekersiz tahıllar (yulaf ezmesi / müsli) ve biraz tereyağı.</w:t>
       </w:r>
     </w:p>
     <w:p>
       <w:r>
-        <w:t>Yeşil sebzeler sınırsız</w:t>
+        <w:t>Öğle ve akşam (Öğle yemeği ve Akşam yemeği):</w:t>
       </w:r>
     </w:p>
     <w:p>
       <w:r>
-        <w:t>Bir porsiyon et, balık veya yumurta (veya jambon)</w:t>
+        <w:t>• Yeşil sebzeler (istediğiniz kadar).</w:t>
       </w:r>
     </w:p>
     <w:p>
       <w:r>
-        <w:t>bir porsiyon yavaş karbonhidrat:</w:t>
+        <w:t>• Bir porsiyon et, balık, yumurta veya jambon.</w:t>
       </w:r>
     </w:p>
     <w:p>
       <w:r>
-        <w:t>küçük bir tabak nişastalı gıda + küçük bir parça ekmek</w:t>
+        <w:t>• Seçeceğiniz bir porsiyon karbonhidrat:</w:t>
       </w:r>
     </w:p>
     <w:p>
       <w:r>
-        <w:t>veya   daha büyük bir tabak nişastalı gıda ama ekmeksiz</w:t>
+        <w:t>o Bir tabak tahıl grubu (makarna, pirinç...) VE küçük bir parça ekmek.</w:t>
       </w:r>
     </w:p>
     <w:p>
       <w:r>
-        <w:t>veya   nişastalı gıda içermeyen büyük bir parça ekmek</w:t>
+        <w:t>o VEYA büyük bir tabak nişastalı gıda (ekmeksiz).</w:t>
       </w:r>
     </w:p>
     <w:p>
       <w:r>
-        <w:t>bir süt ürünü</w:t>
+        <w:t>o VEYA büyük bir parça ekmek (nişastalı gıdalar olmadan).</w:t>
       </w:r>
     </w:p>
     <w:p>
       <w:r>
-        <w:t>bir meyve</w:t>
+        <w:t>• 1 süt ürünü (peynir veya sade yoğurt).</w:t>
       </w:r>
     </w:p>
     <w:p>
       <w:r>
-        <w:t>OLASI ATIŞTIRMALIK:</w:t>
+        <w:t>• 1 meyve.</w:t>
+      </w:r>
+    </w:p>
+    <w:p/>
+    <w:p>
+      <w:r>
+        <w:t>Öğün aralarında acıkırsanız (ara öğün): Şekerli gıdalar yemeyin. Şunları yiyebilirsiniz:</w:t>
       </w:r>
     </w:p>
     <w:p>
       <w:r>
-        <w:t>Gerçekten açsanız,  sadece şeker içermeyen yiyecekler tüketin</w:t>
+        <w:t>• Sade yoğurt.</w:t>
       </w:r>
     </w:p>
     <w:p>
       <w:r>
-        <w:t>süt ürünleri</w:t>
+        <w:t>• Çiğ sebzeler (havuç, salatalık).</w:t>
       </w:r>
     </w:p>
     <w:p>
       <w:r>
-        <w:t>çiğ sebzeler</w:t>
-      </w:r>
-    </w:p>
-    <w:p>
-      <w:r>
-        <w:t>haşlanmış yumurta, jambon……</w:t>
+        <w:t>• Haşlanmış yumurta veya bir dilim hindi jambon.</w:t>
       </w:r>
     </w:p>
     <w:p>
